--- a/Prelimenary/Science Reviewer - 1st Quarter - Prelimenary.docx
+++ b/Prelimenary/Science Reviewer - 1st Quarter - Prelimenary.docx
@@ -2785,11 +2785,19 @@
             <w:r>
               <w:t>Perchloric acid (</w:t>
             </w:r>
+            <w:proofErr w:type="spellStart"/>
             <w:r>
               <w:rPr>
                 <w:rStyle w:val="Strong"/>
               </w:rPr>
-              <w:t>HClO₄</w:t>
+              <w:t>HClO</w:t>
+            </w:r>
+            <w:proofErr w:type="spellEnd"/>
+            <w:r>
+              <w:rPr>
+                <w:rStyle w:val="Strong"/>
+              </w:rPr>
+              <w:t>₄</w:t>
             </w:r>
             <w:r>
               <w:t>)</w:t>
@@ -3511,11 +3519,19 @@
             <w:r>
               <w:t>Barium hydroxide (</w:t>
             </w:r>
+            <w:proofErr w:type="gramStart"/>
             <w:r>
               <w:rPr>
                 <w:rStyle w:val="Strong"/>
               </w:rPr>
-              <w:t>Ba(OH)₂</w:t>
+              <w:t>Ba(</w:t>
+            </w:r>
+            <w:proofErr w:type="gramEnd"/>
+            <w:r>
+              <w:rPr>
+                <w:rStyle w:val="Strong"/>
+              </w:rPr>
+              <w:t>OH)₂</w:t>
             </w:r>
             <w:r>
               <w:t>)</w:t>
@@ -3904,11 +3920,19 @@
             <w:r>
               <w:t>Magnesium sulfate (</w:t>
             </w:r>
+            <w:proofErr w:type="spellStart"/>
             <w:r>
               <w:rPr>
                 <w:rStyle w:val="Strong"/>
               </w:rPr>
-              <w:t>MgSO₄</w:t>
+              <w:t>MgSO</w:t>
+            </w:r>
+            <w:proofErr w:type="spellEnd"/>
+            <w:r>
+              <w:rPr>
+                <w:rStyle w:val="Strong"/>
+              </w:rPr>
+              <w:t>₄</w:t>
             </w:r>
             <w:r>
               <w:t>)</w:t>
@@ -3957,11 +3981,19 @@
             <w:r>
               <w:t>Calcium carbonate (</w:t>
             </w:r>
+            <w:proofErr w:type="spellStart"/>
             <w:r>
               <w:rPr>
                 <w:rStyle w:val="Strong"/>
               </w:rPr>
-              <w:t>CaCO₃</w:t>
+              <w:t>CaCO</w:t>
+            </w:r>
+            <w:proofErr w:type="spellEnd"/>
+            <w:r>
+              <w:rPr>
+                <w:rStyle w:val="Strong"/>
+              </w:rPr>
+              <w:t>₃</w:t>
             </w:r>
             <w:r>
               <w:t>)</w:t>
@@ -4010,11 +4042,19 @@
             <w:r>
               <w:t>Sodium bicarbonate (</w:t>
             </w:r>
+            <w:proofErr w:type="spellStart"/>
             <w:r>
               <w:rPr>
                 <w:rStyle w:val="Strong"/>
               </w:rPr>
-              <w:t>NaHCO₃</w:t>
+              <w:t>NaHCO</w:t>
+            </w:r>
+            <w:proofErr w:type="spellEnd"/>
+            <w:r>
+              <w:rPr>
+                <w:rStyle w:val="Strong"/>
+              </w:rPr>
+              <w:t>₃</w:t>
             </w:r>
             <w:r>
               <w:t>)</w:t>
@@ -5045,6 +5085,7 @@
       <w:r>
         <w:t xml:space="preserve"> that change color based on a solution's </w:t>
       </w:r>
+      <w:proofErr w:type="spellStart"/>
       <w:r>
         <w:rPr>
           <w:b/>
@@ -5053,7 +5094,11 @@
         <w:t>pH</w:t>
       </w:r>
       <w:r>
-        <w:t xml:space="preserve">. </w:t>
+        <w:t>.</w:t>
+      </w:r>
+      <w:proofErr w:type="spellEnd"/>
+      <w:r>
+        <w:t xml:space="preserve"> </w:t>
       </w:r>
       <w:r>
         <w:rPr>
@@ -5769,10 +5814,806 @@
     <w:p>
       <w:pPr>
         <w:pStyle w:val="NoSpacing"/>
+      </w:pPr>
+    </w:p>
+    <w:p>
+      <w:pPr>
+        <w:pStyle w:val="NoSpacing"/>
+        <w:rPr>
+          <w:b/>
+          <w:bCs/>
+        </w:rPr>
+      </w:pPr>
+      <w:r>
+        <w:rPr>
+          <w:b/>
+          <w:bCs/>
+        </w:rPr>
+        <w:t>Chemical Reactions:</w:t>
+      </w:r>
+    </w:p>
+    <w:p>
+      <w:pPr>
+        <w:pStyle w:val="NoSpacing"/>
         <w:numPr>
           <w:ilvl w:val="0"/>
-          <w:numId w:val="10"/>
+          <w:numId w:val="11"/>
         </w:numPr>
+      </w:pPr>
+      <w:r>
+        <w:rPr>
+          <w:b/>
+          <w:bCs/>
+        </w:rPr>
+        <w:t>Chemical Reactions</w:t>
+      </w:r>
+      <w:r>
+        <w:t xml:space="preserve"> – Chemical reactions are </w:t>
+      </w:r>
+      <w:r>
+        <w:rPr>
+          <w:b/>
+          <w:bCs/>
+        </w:rPr>
+        <w:t>processes in which one or more substances, called reactants, are transformed into new substances, called products</w:t>
+      </w:r>
+      <w:r>
+        <w:t xml:space="preserve">, through the </w:t>
+      </w:r>
+      <w:r>
+        <w:rPr>
+          <w:b/>
+          <w:bCs/>
+        </w:rPr>
+        <w:t>breaking and forming of chemical bonds</w:t>
+      </w:r>
+      <w:r>
+        <w:t xml:space="preserve">. During a chemical reaction, </w:t>
+      </w:r>
+      <w:r>
+        <w:rPr>
+          <w:b/>
+          <w:bCs/>
+        </w:rPr>
+        <w:t>atoms are rearranged, but they are not created or destroyed</w:t>
+      </w:r>
+      <w:r>
+        <w:t xml:space="preserve">, in accordance with the </w:t>
+      </w:r>
+      <w:r>
+        <w:rPr>
+          <w:b/>
+          <w:bCs/>
+        </w:rPr>
+        <w:t>law of conservation of mass</w:t>
+      </w:r>
+      <w:r>
+        <w:t>.</w:t>
+      </w:r>
+    </w:p>
+    <w:p>
+      <w:pPr>
+        <w:pStyle w:val="NoSpacing"/>
+        <w:numPr>
+          <w:ilvl w:val="0"/>
+          <w:numId w:val="12"/>
+        </w:numPr>
+      </w:pPr>
+      <w:r>
+        <w:rPr>
+          <w:b/>
+          <w:bCs/>
+        </w:rPr>
+        <w:t>Descriptions</w:t>
+      </w:r>
+      <w:r>
+        <w:t xml:space="preserve"> – Chemical reactions </w:t>
+      </w:r>
+      <w:r>
+        <w:rPr>
+          <w:b/>
+          <w:bCs/>
+        </w:rPr>
+        <w:t>involve changes at the molecular or atomic level</w:t>
+      </w:r>
+      <w:r>
+        <w:t xml:space="preserve">, where reactants interact through collisions to break and form bonds, producing products with different chemical and physical properties, and </w:t>
+      </w:r>
+      <w:r>
+        <w:rPr>
+          <w:b/>
+          <w:bCs/>
+        </w:rPr>
+        <w:t>energy is released (exothermic) or absorbed (endothermic</w:t>
+      </w:r>
+      <w:r>
+        <w:t>).</w:t>
+      </w:r>
+    </w:p>
+    <w:p>
+      <w:pPr>
+        <w:pStyle w:val="NoSpacing"/>
+        <w:numPr>
+          <w:ilvl w:val="0"/>
+          <w:numId w:val="13"/>
+        </w:numPr>
+      </w:pPr>
+      <w:r>
+        <w:rPr>
+          <w:b/>
+          <w:bCs/>
+        </w:rPr>
+        <w:t>Exothermic Reactions</w:t>
+      </w:r>
+      <w:r>
+        <w:t xml:space="preserve"> – </w:t>
+      </w:r>
+      <w:r>
+        <w:rPr>
+          <w:b/>
+          <w:bCs/>
+        </w:rPr>
+        <w:t>Release energy</w:t>
+      </w:r>
+      <w:r>
+        <w:t xml:space="preserve"> (heat/light/sound), warming surroundings. </w:t>
+      </w:r>
+    </w:p>
+    <w:p>
+      <w:pPr>
+        <w:pStyle w:val="NoSpacing"/>
+        <w:numPr>
+          <w:ilvl w:val="0"/>
+          <w:numId w:val="13"/>
+        </w:numPr>
+      </w:pPr>
+      <w:r>
+        <w:rPr>
+          <w:b/>
+          <w:bCs/>
+        </w:rPr>
+        <w:t>Endothermic Reactions</w:t>
+      </w:r>
+      <w:r>
+        <w:t xml:space="preserve"> – </w:t>
+      </w:r>
+      <w:r>
+        <w:rPr>
+          <w:b/>
+          <w:bCs/>
+        </w:rPr>
+        <w:t>Absorb energy</w:t>
+      </w:r>
+      <w:r>
+        <w:t xml:space="preserve"> from surroundings, making them feel cold.</w:t>
+      </w:r>
+    </w:p>
+    <w:p>
+      <w:pPr>
+        <w:pStyle w:val="NoSpacing"/>
+        <w:numPr>
+          <w:ilvl w:val="0"/>
+          <w:numId w:val="12"/>
+        </w:numPr>
+      </w:pPr>
+      <w:r>
+        <w:rPr>
+          <w:b/>
+          <w:bCs/>
+        </w:rPr>
+        <w:lastRenderedPageBreak/>
+        <w:t>Characteristics</w:t>
+      </w:r>
+      <w:r>
+        <w:t xml:space="preserve"> – Formation of new substances with </w:t>
+      </w:r>
+      <w:r>
+        <w:rPr>
+          <w:b/>
+          <w:bCs/>
+        </w:rPr>
+        <w:t>distinct properties</w:t>
+      </w:r>
+      <w:r>
+        <w:t xml:space="preserve">, </w:t>
+      </w:r>
+      <w:r>
+        <w:rPr>
+          <w:b/>
+          <w:bCs/>
+        </w:rPr>
+        <w:t>rearrangement of atoms</w:t>
+      </w:r>
+      <w:r>
+        <w:t xml:space="preserve"> without changing their total number, </w:t>
+      </w:r>
+      <w:r>
+        <w:rPr>
+          <w:b/>
+          <w:bCs/>
+        </w:rPr>
+        <w:t>energy change</w:t>
+      </w:r>
+      <w:r>
+        <w:t xml:space="preserve"> (heat, light, electricity, or sound may be produced or absorbed), and </w:t>
+      </w:r>
+      <w:r>
+        <w:rPr>
+          <w:b/>
+          <w:bCs/>
+        </w:rPr>
+        <w:t>observable signs</w:t>
+      </w:r>
+      <w:r>
+        <w:t xml:space="preserve"> like color change, gas formation, precipitate formation, or temperature change.</w:t>
+      </w:r>
+    </w:p>
+    <w:p>
+      <w:pPr>
+        <w:pStyle w:val="NoSpacing"/>
+        <w:numPr>
+          <w:ilvl w:val="0"/>
+          <w:numId w:val="11"/>
+        </w:numPr>
+      </w:pPr>
+      <w:r>
+        <w:rPr>
+          <w:b/>
+          <w:bCs/>
+        </w:rPr>
+        <w:t>Types of Chemical Reactions</w:t>
+      </w:r>
+      <w:r>
+        <w:t>:</w:t>
+      </w:r>
+    </w:p>
+    <w:p>
+      <w:pPr>
+        <w:pStyle w:val="NoSpacing"/>
+        <w:numPr>
+          <w:ilvl w:val="0"/>
+          <w:numId w:val="12"/>
+        </w:numPr>
+      </w:pPr>
+      <w:r>
+        <w:rPr>
+          <w:b/>
+          <w:bCs/>
+        </w:rPr>
+        <w:t>Combination (Synthesis) Reaction</w:t>
+      </w:r>
+      <w:r>
+        <w:t xml:space="preserve"> – A combination reaction is a type of chemical reaction where </w:t>
+      </w:r>
+      <w:r>
+        <w:rPr>
+          <w:b/>
+          <w:bCs/>
+        </w:rPr>
+        <w:t>two or more simple substances combine to form a single compound</w:t>
+      </w:r>
+      <w:r>
+        <w:t xml:space="preserve">, resulting in </w:t>
+      </w:r>
+      <w:r>
+        <w:rPr>
+          <w:b/>
+          <w:bCs/>
+        </w:rPr>
+        <w:t>one product</w:t>
+      </w:r>
+      <w:r>
+        <w:t xml:space="preserve"> and is </w:t>
+      </w:r>
+      <w:r>
+        <w:rPr>
+          <w:b/>
+          <w:bCs/>
+        </w:rPr>
+        <w:t>common in the formation of compounds</w:t>
+      </w:r>
+      <w:r>
+        <w:t>.</w:t>
+      </w:r>
+    </w:p>
+    <w:p>
+      <w:pPr>
+        <w:pStyle w:val="NoSpacing"/>
+        <w:numPr>
+          <w:ilvl w:val="0"/>
+          <w:numId w:val="14"/>
+        </w:numPr>
+      </w:pPr>
+      <w:r>
+        <w:rPr>
+          <w:b/>
+          <w:bCs/>
+        </w:rPr>
+        <w:t>General Equation:</w:t>
+      </w:r>
+      <w:r>
+        <w:t xml:space="preserve"> A + B = AB</w:t>
+      </w:r>
+    </w:p>
+    <w:p>
+      <w:pPr>
+        <w:pStyle w:val="NoSpacing"/>
+        <w:numPr>
+          <w:ilvl w:val="0"/>
+          <w:numId w:val="12"/>
+        </w:numPr>
+      </w:pPr>
+      <w:r>
+        <w:rPr>
+          <w:b/>
+          <w:bCs/>
+        </w:rPr>
+        <w:t>Decomposition Reaction</w:t>
+      </w:r>
+      <w:r>
+        <w:t xml:space="preserve"> – A decomposition reaction is a type of chemical reaction where </w:t>
+      </w:r>
+      <w:r>
+        <w:rPr>
+          <w:b/>
+          <w:bCs/>
+        </w:rPr>
+        <w:t>a single compound breaks down into two or more simpler substances</w:t>
+      </w:r>
+      <w:r>
+        <w:t xml:space="preserve">, often </w:t>
+      </w:r>
+      <w:r>
+        <w:rPr>
+          <w:b/>
+          <w:bCs/>
+        </w:rPr>
+        <w:t>requiring energy such as heat, light, or electricity</w:t>
+      </w:r>
+      <w:r>
+        <w:t xml:space="preserve">, and is the </w:t>
+      </w:r>
+      <w:r>
+        <w:rPr>
+          <w:b/>
+          <w:bCs/>
+        </w:rPr>
+        <w:t>opposite of combination reactions</w:t>
+      </w:r>
+      <w:r>
+        <w:t>.</w:t>
+      </w:r>
+      <w:r>
+        <w:br/>
+      </w:r>
+      <w:r>
+        <w:rPr>
+          <w:b/>
+          <w:bCs/>
+        </w:rPr>
+        <w:t>General Equation:</w:t>
+      </w:r>
+      <w:r>
+        <w:t xml:space="preserve"> </w:t>
+      </w:r>
+      <m:oMath>
+        <m:r>
+          <w:rPr>
+            <w:rFonts w:ascii="Cambria Math" w:hAnsi="Cambria Math"/>
+          </w:rPr>
+          <m:t>AB = A + B</m:t>
+        </m:r>
+      </m:oMath>
+    </w:p>
+    <w:p>
+      <w:pPr>
+        <w:pStyle w:val="NoSpacing"/>
+        <w:numPr>
+          <w:ilvl w:val="0"/>
+          <w:numId w:val="12"/>
+        </w:numPr>
+      </w:pPr>
+      <w:r>
+        <w:rPr>
+          <w:b/>
+          <w:bCs/>
+        </w:rPr>
+        <w:t>Single Displacement (Replacement) Reaction</w:t>
+      </w:r>
+      <w:r>
+        <w:t xml:space="preserve"> – A single displacement reaction is a type of chemical reaction where </w:t>
+      </w:r>
+      <w:r>
+        <w:rPr>
+          <w:b/>
+          <w:bCs/>
+        </w:rPr>
+        <w:t>one element replaces another element in a compound</w:t>
+      </w:r>
+      <w:r>
+        <w:t xml:space="preserve">, occurring when one element is </w:t>
+      </w:r>
+      <w:r>
+        <w:rPr>
+          <w:b/>
+          <w:bCs/>
+        </w:rPr>
+        <w:t>more reactive than the other</w:t>
+      </w:r>
+      <w:r>
+        <w:t xml:space="preserve"> and is </w:t>
+      </w:r>
+      <w:r>
+        <w:rPr>
+          <w:b/>
+          <w:bCs/>
+        </w:rPr>
+        <w:t>common in metal reactions with acids</w:t>
+      </w:r>
+      <w:r>
+        <w:t>.</w:t>
+      </w:r>
+    </w:p>
+    <w:p>
+      <w:pPr>
+        <w:pStyle w:val="NoSpacing"/>
+        <w:numPr>
+          <w:ilvl w:val="0"/>
+          <w:numId w:val="14"/>
+        </w:numPr>
+      </w:pPr>
+      <w:r>
+        <w:rPr>
+          <w:b/>
+          <w:bCs/>
+        </w:rPr>
+        <w:t>General Equation:</w:t>
+      </w:r>
+      <w:r>
+        <w:t xml:space="preserve"> </w:t>
+      </w:r>
+      <m:oMath>
+        <m:r>
+          <w:rPr>
+            <w:rFonts w:ascii="Cambria Math" w:hAnsi="Cambria Math"/>
+          </w:rPr>
+          <m:t>A + BC = AC + B</m:t>
+        </m:r>
+      </m:oMath>
+    </w:p>
+    <w:p>
+      <w:pPr>
+        <w:pStyle w:val="NoSpacing"/>
+        <w:numPr>
+          <w:ilvl w:val="0"/>
+          <w:numId w:val="12"/>
+        </w:numPr>
+      </w:pPr>
+      <w:r>
+        <w:rPr>
+          <w:b/>
+          <w:bCs/>
+        </w:rPr>
+        <w:t>Double Displacement (Replacement) Reaction</w:t>
+      </w:r>
+      <w:r>
+        <w:t xml:space="preserve"> – A double displacement reaction is a type of chemical reaction where </w:t>
+      </w:r>
+      <w:r>
+        <w:rPr>
+          <w:b/>
+          <w:bCs/>
+        </w:rPr>
+        <w:t>ions in two compounds exchange partners to form two new compounds</w:t>
+      </w:r>
+      <w:r>
+        <w:t xml:space="preserve">, often </w:t>
+      </w:r>
+      <w:r>
+        <w:rPr>
+          <w:b/>
+          <w:bCs/>
+        </w:rPr>
+        <w:t>occurring in aqueous solutions</w:t>
+      </w:r>
+      <w:r>
+        <w:t xml:space="preserve"> and may </w:t>
+      </w:r>
+      <w:r>
+        <w:rPr>
+          <w:b/>
+          <w:bCs/>
+        </w:rPr>
+        <w:t>form a precipitate, gas, or water</w:t>
+      </w:r>
+      <w:r>
+        <w:t>.</w:t>
+      </w:r>
+    </w:p>
+    <w:p>
+      <w:pPr>
+        <w:pStyle w:val="NoSpacing"/>
+        <w:numPr>
+          <w:ilvl w:val="0"/>
+          <w:numId w:val="14"/>
+        </w:numPr>
+      </w:pPr>
+      <w:r>
+        <w:rPr>
+          <w:b/>
+          <w:bCs/>
+        </w:rPr>
+        <w:t>General Equation:</w:t>
+      </w:r>
+      <w:r>
+        <w:t xml:space="preserve"> </w:t>
+      </w:r>
+      <m:oMath>
+        <m:r>
+          <w:rPr>
+            <w:rFonts w:ascii="Cambria Math" w:hAnsi="Cambria Math"/>
+          </w:rPr>
+          <m:t>AB + CD = AD + CB</m:t>
+        </m:r>
+      </m:oMath>
+    </w:p>
+    <w:p>
+      <w:pPr>
+        <w:pStyle w:val="NoSpacing"/>
+        <w:numPr>
+          <w:ilvl w:val="0"/>
+          <w:numId w:val="12"/>
+        </w:numPr>
+      </w:pPr>
+      <w:r>
+        <w:rPr>
+          <w:b/>
+          <w:bCs/>
+        </w:rPr>
+        <w:t>Combustion Reaction</w:t>
+      </w:r>
+      <w:r>
+        <w:t xml:space="preserve"> – A combustion reaction is a type of chemical reaction where </w:t>
+      </w:r>
+      <w:r>
+        <w:rPr>
+          <w:b/>
+          <w:bCs/>
+        </w:rPr>
+        <w:t>a substance reacts rapidly with oxygen</w:t>
+      </w:r>
+      <w:r>
+        <w:t xml:space="preserve">, producing </w:t>
+      </w:r>
+      <w:r>
+        <w:rPr>
+          <w:b/>
+          <w:bCs/>
+        </w:rPr>
+        <w:t>energy in the form of heat and light</w:t>
+      </w:r>
+      <w:r>
+        <w:t xml:space="preserve">, usually </w:t>
+      </w:r>
+      <w:r>
+        <w:rPr>
+          <w:b/>
+          <w:bCs/>
+        </w:rPr>
+        <w:t>involving hydrocarbons</w:t>
+      </w:r>
+      <w:r>
+        <w:t xml:space="preserve"> and serving as an </w:t>
+      </w:r>
+      <w:r>
+        <w:rPr>
+          <w:b/>
+          <w:bCs/>
+        </w:rPr>
+        <w:t>important source of energy</w:t>
+      </w:r>
+      <w:r>
+        <w:t>.</w:t>
+      </w:r>
+    </w:p>
+    <w:p>
+      <w:pPr>
+        <w:pStyle w:val="NoSpacing"/>
+        <w:numPr>
+          <w:ilvl w:val="0"/>
+          <w:numId w:val="14"/>
+        </w:numPr>
+      </w:pPr>
+      <w:r>
+        <w:rPr>
+          <w:b/>
+          <w:bCs/>
+        </w:rPr>
+        <w:t>General Equation:</w:t>
+      </w:r>
+      <w:r>
+        <w:t xml:space="preserve"> </w:t>
+      </w:r>
+      <m:oMath>
+        <m:r>
+          <w:rPr>
+            <w:rFonts w:ascii="Cambria Math" w:hAnsi="Cambria Math"/>
+          </w:rPr>
+          <m:t>fuel + O₂ → CO₂ + H₂O + energy</m:t>
+        </m:r>
+      </m:oMath>
+    </w:p>
+    <w:p>
+      <w:pPr>
+        <w:pStyle w:val="NoSpacing"/>
+        <w:numPr>
+          <w:ilvl w:val="0"/>
+          <w:numId w:val="12"/>
+        </w:numPr>
+      </w:pPr>
+      <w:r>
+        <w:rPr>
+          <w:b/>
+          <w:bCs/>
+        </w:rPr>
+        <w:t>Acid-Base (Neutralization) Reaction</w:t>
+      </w:r>
+      <w:r>
+        <w:t xml:space="preserve"> – An acid-base reaction is a type of chemical reaction where </w:t>
+      </w:r>
+      <w:r>
+        <w:rPr>
+          <w:b/>
+          <w:bCs/>
+        </w:rPr>
+        <w:t>an acid reacts with a base to produce salt and water</w:t>
+      </w:r>
+      <w:r>
+        <w:t xml:space="preserve">, involving the </w:t>
+      </w:r>
+      <w:r>
+        <w:rPr>
+          <w:b/>
+          <w:bCs/>
+        </w:rPr>
+        <w:t>transfer of protons (H⁺)</w:t>
+      </w:r>
+      <w:r>
+        <w:t xml:space="preserve"> and </w:t>
+      </w:r>
+      <w:r>
+        <w:rPr>
+          <w:b/>
+          <w:bCs/>
+        </w:rPr>
+        <w:t>reducing acidity or basicity</w:t>
+      </w:r>
+      <w:r>
+        <w:t>.</w:t>
+      </w:r>
+    </w:p>
+    <w:p>
+      <w:pPr>
+        <w:pStyle w:val="NoSpacing"/>
+        <w:numPr>
+          <w:ilvl w:val="0"/>
+          <w:numId w:val="12"/>
+        </w:numPr>
+      </w:pPr>
+      <w:r>
+        <w:rPr>
+          <w:b/>
+          <w:bCs/>
+        </w:rPr>
+        <w:t>Redox (Oxidation-Reduction) Reaction</w:t>
+      </w:r>
+      <w:r>
+        <w:t xml:space="preserve"> – A redox reaction is a type of chemical reaction involving the </w:t>
+      </w:r>
+      <w:r>
+        <w:rPr>
+          <w:b/>
+          <w:bCs/>
+        </w:rPr>
+        <w:t>transfer of electrons between substances oxidation is the loss of electrons</w:t>
+      </w:r>
+      <w:r>
+        <w:t xml:space="preserve"> and </w:t>
+      </w:r>
+      <w:r>
+        <w:rPr>
+          <w:b/>
+          <w:bCs/>
+        </w:rPr>
+        <w:t>reduction is the gain of electrons</w:t>
+      </w:r>
+      <w:r>
+        <w:t xml:space="preserve">, and it </w:t>
+      </w:r>
+      <w:r>
+        <w:rPr>
+          <w:b/>
+          <w:bCs/>
+        </w:rPr>
+        <w:t>occurs in many reaction types such as combustion and displacement reactions</w:t>
+      </w:r>
+      <w:r>
+        <w:t>.</w:t>
+      </w:r>
+    </w:p>
+    <w:p>
+      <w:pPr>
+        <w:pStyle w:val="NoSpacing"/>
+        <w:numPr>
+          <w:ilvl w:val="0"/>
+          <w:numId w:val="14"/>
+        </w:numPr>
+      </w:pPr>
+      <w:r>
+        <w:rPr>
+          <w:b/>
+          <w:bCs/>
+        </w:rPr>
+        <w:t>Oxidation</w:t>
+      </w:r>
+      <w:r>
+        <w:t xml:space="preserve">: </w:t>
+      </w:r>
+      <w:r>
+        <w:rPr>
+          <w:b/>
+          <w:bCs/>
+        </w:rPr>
+        <w:t>loss</w:t>
+      </w:r>
+      <w:r>
+        <w:t xml:space="preserve"> of electrons</w:t>
+      </w:r>
+    </w:p>
+    <w:p>
+      <w:pPr>
+        <w:pStyle w:val="NoSpacing"/>
+        <w:numPr>
+          <w:ilvl w:val="0"/>
+          <w:numId w:val="14"/>
+        </w:numPr>
+      </w:pPr>
+      <w:r>
+        <w:rPr>
+          <w:b/>
+          <w:bCs/>
+        </w:rPr>
+        <w:t>Reduction</w:t>
+      </w:r>
+      <w:r>
+        <w:t xml:space="preserve">: </w:t>
+      </w:r>
+      <w:r>
+        <w:rPr>
+          <w:b/>
+          <w:bCs/>
+        </w:rPr>
+        <w:t>gain</w:t>
+      </w:r>
+      <w:r>
+        <w:t xml:space="preserve"> of electrons</w:t>
+      </w:r>
+    </w:p>
+    <w:p>
+      <w:pPr>
+        <w:pStyle w:val="NoSpacing"/>
+        <w:numPr>
+          <w:ilvl w:val="0"/>
+          <w:numId w:val="14"/>
+        </w:numPr>
+      </w:pPr>
+      <w:r>
+        <w:t>Occurs in many reaction types (combustion, displacement)</w:t>
+      </w:r>
+    </w:p>
+    <w:p>
+      <w:pPr>
+        <w:pStyle w:val="NoSpacing"/>
       </w:pPr>
     </w:p>
     <w:sectPr>
@@ -6014,6 +6855,119 @@
     </w:lvl>
   </w:abstractNum>
   <w:abstractNum w:abstractNumId="2" w15:restartNumberingAfterBreak="0">
+    <w:nsid w:val="1B9C7344"/>
+    <w:multiLevelType w:val="hybridMultilevel"/>
+    <w:tmpl w:val="61B4C888"/>
+    <w:lvl w:ilvl="0" w:tplc="34090003">
+      <w:start w:val="1"/>
+      <w:numFmt w:val="bullet"/>
+      <w:lvlText w:val="o"/>
+      <w:lvlJc w:val="left"/>
+      <w:pPr>
+        <w:ind w:left="1440" w:hanging="360"/>
+      </w:pPr>
+      <w:rPr>
+        <w:rFonts w:ascii="Courier New" w:hAnsi="Courier New" w:cs="Courier New" w:hint="default"/>
+      </w:rPr>
+    </w:lvl>
+    <w:lvl w:ilvl="1" w:tplc="34090003">
+      <w:start w:val="1"/>
+      <w:numFmt w:val="bullet"/>
+      <w:lvlText w:val="o"/>
+      <w:lvlJc w:val="left"/>
+      <w:pPr>
+        <w:ind w:left="2160" w:hanging="360"/>
+      </w:pPr>
+      <w:rPr>
+        <w:rFonts w:ascii="Courier New" w:hAnsi="Courier New" w:cs="Courier New" w:hint="default"/>
+      </w:rPr>
+    </w:lvl>
+    <w:lvl w:ilvl="2" w:tplc="34090005">
+      <w:start w:val="1"/>
+      <w:numFmt w:val="bullet"/>
+      <w:lvlText w:val=""/>
+      <w:lvlJc w:val="left"/>
+      <w:pPr>
+        <w:ind w:left="2880" w:hanging="360"/>
+      </w:pPr>
+      <w:rPr>
+        <w:rFonts w:ascii="Wingdings" w:hAnsi="Wingdings" w:hint="default"/>
+      </w:rPr>
+    </w:lvl>
+    <w:lvl w:ilvl="3" w:tplc="34090001">
+      <w:start w:val="1"/>
+      <w:numFmt w:val="bullet"/>
+      <w:lvlText w:val=""/>
+      <w:lvlJc w:val="left"/>
+      <w:pPr>
+        <w:ind w:left="3600" w:hanging="360"/>
+      </w:pPr>
+      <w:rPr>
+        <w:rFonts w:ascii="Symbol" w:hAnsi="Symbol" w:hint="default"/>
+      </w:rPr>
+    </w:lvl>
+    <w:lvl w:ilvl="4" w:tplc="34090003">
+      <w:start w:val="1"/>
+      <w:numFmt w:val="bullet"/>
+      <w:lvlText w:val="o"/>
+      <w:lvlJc w:val="left"/>
+      <w:pPr>
+        <w:ind w:left="4320" w:hanging="360"/>
+      </w:pPr>
+      <w:rPr>
+        <w:rFonts w:ascii="Courier New" w:hAnsi="Courier New" w:cs="Courier New" w:hint="default"/>
+      </w:rPr>
+    </w:lvl>
+    <w:lvl w:ilvl="5" w:tplc="34090005">
+      <w:start w:val="1"/>
+      <w:numFmt w:val="bullet"/>
+      <w:lvlText w:val=""/>
+      <w:lvlJc w:val="left"/>
+      <w:pPr>
+        <w:ind w:left="5040" w:hanging="360"/>
+      </w:pPr>
+      <w:rPr>
+        <w:rFonts w:ascii="Wingdings" w:hAnsi="Wingdings" w:hint="default"/>
+      </w:rPr>
+    </w:lvl>
+    <w:lvl w:ilvl="6" w:tplc="34090001">
+      <w:start w:val="1"/>
+      <w:numFmt w:val="bullet"/>
+      <w:lvlText w:val=""/>
+      <w:lvlJc w:val="left"/>
+      <w:pPr>
+        <w:ind w:left="5760" w:hanging="360"/>
+      </w:pPr>
+      <w:rPr>
+        <w:rFonts w:ascii="Symbol" w:hAnsi="Symbol" w:hint="default"/>
+      </w:rPr>
+    </w:lvl>
+    <w:lvl w:ilvl="7" w:tplc="34090003">
+      <w:start w:val="1"/>
+      <w:numFmt w:val="bullet"/>
+      <w:lvlText w:val="o"/>
+      <w:lvlJc w:val="left"/>
+      <w:pPr>
+        <w:ind w:left="6480" w:hanging="360"/>
+      </w:pPr>
+      <w:rPr>
+        <w:rFonts w:ascii="Courier New" w:hAnsi="Courier New" w:cs="Courier New" w:hint="default"/>
+      </w:rPr>
+    </w:lvl>
+    <w:lvl w:ilvl="8" w:tplc="34090005">
+      <w:start w:val="1"/>
+      <w:numFmt w:val="bullet"/>
+      <w:lvlText w:val=""/>
+      <w:lvlJc w:val="left"/>
+      <w:pPr>
+        <w:ind w:left="7200" w:hanging="360"/>
+      </w:pPr>
+      <w:rPr>
+        <w:rFonts w:ascii="Wingdings" w:hAnsi="Wingdings" w:hint="default"/>
+      </w:rPr>
+    </w:lvl>
+  </w:abstractNum>
+  <w:abstractNum w:abstractNumId="3" w15:restartNumberingAfterBreak="0">
     <w:nsid w:val="1DEB74BF"/>
     <w:multiLevelType w:val="multilevel"/>
     <w:tmpl w:val="2CBEDF8E"/>
@@ -6162,7 +7116,120 @@
       </w:rPr>
     </w:lvl>
   </w:abstractNum>
-  <w:abstractNum w:abstractNumId="3" w15:restartNumberingAfterBreak="0">
+  <w:abstractNum w:abstractNumId="4" w15:restartNumberingAfterBreak="0">
+    <w:nsid w:val="1E2F3865"/>
+    <w:multiLevelType w:val="hybridMultilevel"/>
+    <w:tmpl w:val="3D6A7E30"/>
+    <w:lvl w:ilvl="0" w:tplc="3409000B">
+      <w:start w:val="1"/>
+      <w:numFmt w:val="bullet"/>
+      <w:lvlText w:val=""/>
+      <w:lvlJc w:val="left"/>
+      <w:pPr>
+        <w:ind w:left="2160" w:hanging="360"/>
+      </w:pPr>
+      <w:rPr>
+        <w:rFonts w:ascii="Wingdings" w:hAnsi="Wingdings" w:hint="default"/>
+      </w:rPr>
+    </w:lvl>
+    <w:lvl w:ilvl="1" w:tplc="34090003">
+      <w:start w:val="1"/>
+      <w:numFmt w:val="bullet"/>
+      <w:lvlText w:val="o"/>
+      <w:lvlJc w:val="left"/>
+      <w:pPr>
+        <w:ind w:left="2880" w:hanging="360"/>
+      </w:pPr>
+      <w:rPr>
+        <w:rFonts w:ascii="Courier New" w:hAnsi="Courier New" w:cs="Courier New" w:hint="default"/>
+      </w:rPr>
+    </w:lvl>
+    <w:lvl w:ilvl="2" w:tplc="34090005">
+      <w:start w:val="1"/>
+      <w:numFmt w:val="bullet"/>
+      <w:lvlText w:val=""/>
+      <w:lvlJc w:val="left"/>
+      <w:pPr>
+        <w:ind w:left="3600" w:hanging="360"/>
+      </w:pPr>
+      <w:rPr>
+        <w:rFonts w:ascii="Wingdings" w:hAnsi="Wingdings" w:hint="default"/>
+      </w:rPr>
+    </w:lvl>
+    <w:lvl w:ilvl="3" w:tplc="34090001">
+      <w:start w:val="1"/>
+      <w:numFmt w:val="bullet"/>
+      <w:lvlText w:val=""/>
+      <w:lvlJc w:val="left"/>
+      <w:pPr>
+        <w:ind w:left="4320" w:hanging="360"/>
+      </w:pPr>
+      <w:rPr>
+        <w:rFonts w:ascii="Symbol" w:hAnsi="Symbol" w:hint="default"/>
+      </w:rPr>
+    </w:lvl>
+    <w:lvl w:ilvl="4" w:tplc="34090003">
+      <w:start w:val="1"/>
+      <w:numFmt w:val="bullet"/>
+      <w:lvlText w:val="o"/>
+      <w:lvlJc w:val="left"/>
+      <w:pPr>
+        <w:ind w:left="5040" w:hanging="360"/>
+      </w:pPr>
+      <w:rPr>
+        <w:rFonts w:ascii="Courier New" w:hAnsi="Courier New" w:cs="Courier New" w:hint="default"/>
+      </w:rPr>
+    </w:lvl>
+    <w:lvl w:ilvl="5" w:tplc="34090005">
+      <w:start w:val="1"/>
+      <w:numFmt w:val="bullet"/>
+      <w:lvlText w:val=""/>
+      <w:lvlJc w:val="left"/>
+      <w:pPr>
+        <w:ind w:left="5760" w:hanging="360"/>
+      </w:pPr>
+      <w:rPr>
+        <w:rFonts w:ascii="Wingdings" w:hAnsi="Wingdings" w:hint="default"/>
+      </w:rPr>
+    </w:lvl>
+    <w:lvl w:ilvl="6" w:tplc="34090001">
+      <w:start w:val="1"/>
+      <w:numFmt w:val="bullet"/>
+      <w:lvlText w:val=""/>
+      <w:lvlJc w:val="left"/>
+      <w:pPr>
+        <w:ind w:left="6480" w:hanging="360"/>
+      </w:pPr>
+      <w:rPr>
+        <w:rFonts w:ascii="Symbol" w:hAnsi="Symbol" w:hint="default"/>
+      </w:rPr>
+    </w:lvl>
+    <w:lvl w:ilvl="7" w:tplc="34090003">
+      <w:start w:val="1"/>
+      <w:numFmt w:val="bullet"/>
+      <w:lvlText w:val="o"/>
+      <w:lvlJc w:val="left"/>
+      <w:pPr>
+        <w:ind w:left="7200" w:hanging="360"/>
+      </w:pPr>
+      <w:rPr>
+        <w:rFonts w:ascii="Courier New" w:hAnsi="Courier New" w:cs="Courier New" w:hint="default"/>
+      </w:rPr>
+    </w:lvl>
+    <w:lvl w:ilvl="8" w:tplc="34090005">
+      <w:start w:val="1"/>
+      <w:numFmt w:val="bullet"/>
+      <w:lvlText w:val=""/>
+      <w:lvlJc w:val="left"/>
+      <w:pPr>
+        <w:ind w:left="7920" w:hanging="360"/>
+      </w:pPr>
+      <w:rPr>
+        <w:rFonts w:ascii="Wingdings" w:hAnsi="Wingdings" w:hint="default"/>
+      </w:rPr>
+    </w:lvl>
+  </w:abstractNum>
+  <w:abstractNum w:abstractNumId="5" w15:restartNumberingAfterBreak="0">
     <w:nsid w:val="1E665679"/>
     <w:multiLevelType w:val="hybridMultilevel"/>
     <w:tmpl w:val="3362AE62"/>
@@ -6275,7 +7342,7 @@
       </w:rPr>
     </w:lvl>
   </w:abstractNum>
-  <w:abstractNum w:abstractNumId="4" w15:restartNumberingAfterBreak="0">
+  <w:abstractNum w:abstractNumId="6" w15:restartNumberingAfterBreak="0">
     <w:nsid w:val="262B77CD"/>
     <w:multiLevelType w:val="hybridMultilevel"/>
     <w:tmpl w:val="76B0A202"/>
@@ -6388,7 +7455,7 @@
       </w:rPr>
     </w:lvl>
   </w:abstractNum>
-  <w:abstractNum w:abstractNumId="5" w15:restartNumberingAfterBreak="0">
+  <w:abstractNum w:abstractNumId="7" w15:restartNumberingAfterBreak="0">
     <w:nsid w:val="380F51ED"/>
     <w:multiLevelType w:val="hybridMultilevel"/>
     <w:tmpl w:val="8500D682"/>
@@ -6501,7 +7568,7 @@
       </w:rPr>
     </w:lvl>
   </w:abstractNum>
-  <w:abstractNum w:abstractNumId="6" w15:restartNumberingAfterBreak="0">
+  <w:abstractNum w:abstractNumId="8" w15:restartNumberingAfterBreak="0">
     <w:nsid w:val="3C9861AB"/>
     <w:multiLevelType w:val="hybridMultilevel"/>
     <w:tmpl w:val="F47E1D60"/>
@@ -6613,7 +7680,7 @@
       </w:rPr>
     </w:lvl>
   </w:abstractNum>
-  <w:abstractNum w:abstractNumId="7" w15:restartNumberingAfterBreak="0">
+  <w:abstractNum w:abstractNumId="9" w15:restartNumberingAfterBreak="0">
     <w:nsid w:val="436C5593"/>
     <w:multiLevelType w:val="hybridMultilevel"/>
     <w:tmpl w:val="3D7ACB4C"/>
@@ -6726,7 +7793,7 @@
       </w:rPr>
     </w:lvl>
   </w:abstractNum>
-  <w:abstractNum w:abstractNumId="8" w15:restartNumberingAfterBreak="0">
+  <w:abstractNum w:abstractNumId="10" w15:restartNumberingAfterBreak="0">
     <w:nsid w:val="5EF36C3B"/>
     <w:multiLevelType w:val="hybridMultilevel"/>
     <w:tmpl w:val="BCBAAD26"/>
@@ -6839,7 +7906,119 @@
       </w:rPr>
     </w:lvl>
   </w:abstractNum>
-  <w:abstractNum w:abstractNumId="9" w15:restartNumberingAfterBreak="0">
+  <w:abstractNum w:abstractNumId="11" w15:restartNumberingAfterBreak="0">
+    <w:nsid w:val="75B26EE8"/>
+    <w:multiLevelType w:val="hybridMultilevel"/>
+    <w:tmpl w:val="3D7C2FBE"/>
+    <w:lvl w:ilvl="0" w:tplc="F16C8328">
+      <w:numFmt w:val="bullet"/>
+      <w:lvlText w:val=""/>
+      <w:lvlJc w:val="left"/>
+      <w:pPr>
+        <w:ind w:left="720" w:hanging="360"/>
+      </w:pPr>
+      <w:rPr>
+        <w:rFonts w:ascii="Symbol" w:eastAsiaTheme="minorHAnsi" w:hAnsi="Symbol" w:cstheme="minorBidi" w:hint="default"/>
+      </w:rPr>
+    </w:lvl>
+    <w:lvl w:ilvl="1" w:tplc="34090003">
+      <w:start w:val="1"/>
+      <w:numFmt w:val="bullet"/>
+      <w:lvlText w:val="o"/>
+      <w:lvlJc w:val="left"/>
+      <w:pPr>
+        <w:ind w:left="1440" w:hanging="360"/>
+      </w:pPr>
+      <w:rPr>
+        <w:rFonts w:ascii="Courier New" w:hAnsi="Courier New" w:cs="Courier New" w:hint="default"/>
+      </w:rPr>
+    </w:lvl>
+    <w:lvl w:ilvl="2" w:tplc="34090005">
+      <w:start w:val="1"/>
+      <w:numFmt w:val="bullet"/>
+      <w:lvlText w:val=""/>
+      <w:lvlJc w:val="left"/>
+      <w:pPr>
+        <w:ind w:left="2160" w:hanging="360"/>
+      </w:pPr>
+      <w:rPr>
+        <w:rFonts w:ascii="Wingdings" w:hAnsi="Wingdings" w:hint="default"/>
+      </w:rPr>
+    </w:lvl>
+    <w:lvl w:ilvl="3" w:tplc="34090001">
+      <w:start w:val="1"/>
+      <w:numFmt w:val="bullet"/>
+      <w:lvlText w:val=""/>
+      <w:lvlJc w:val="left"/>
+      <w:pPr>
+        <w:ind w:left="2880" w:hanging="360"/>
+      </w:pPr>
+      <w:rPr>
+        <w:rFonts w:ascii="Symbol" w:hAnsi="Symbol" w:hint="default"/>
+      </w:rPr>
+    </w:lvl>
+    <w:lvl w:ilvl="4" w:tplc="34090003">
+      <w:start w:val="1"/>
+      <w:numFmt w:val="bullet"/>
+      <w:lvlText w:val="o"/>
+      <w:lvlJc w:val="left"/>
+      <w:pPr>
+        <w:ind w:left="3600" w:hanging="360"/>
+      </w:pPr>
+      <w:rPr>
+        <w:rFonts w:ascii="Courier New" w:hAnsi="Courier New" w:cs="Courier New" w:hint="default"/>
+      </w:rPr>
+    </w:lvl>
+    <w:lvl w:ilvl="5" w:tplc="34090005">
+      <w:start w:val="1"/>
+      <w:numFmt w:val="bullet"/>
+      <w:lvlText w:val=""/>
+      <w:lvlJc w:val="left"/>
+      <w:pPr>
+        <w:ind w:left="4320" w:hanging="360"/>
+      </w:pPr>
+      <w:rPr>
+        <w:rFonts w:ascii="Wingdings" w:hAnsi="Wingdings" w:hint="default"/>
+      </w:rPr>
+    </w:lvl>
+    <w:lvl w:ilvl="6" w:tplc="34090001">
+      <w:start w:val="1"/>
+      <w:numFmt w:val="bullet"/>
+      <w:lvlText w:val=""/>
+      <w:lvlJc w:val="left"/>
+      <w:pPr>
+        <w:ind w:left="5040" w:hanging="360"/>
+      </w:pPr>
+      <w:rPr>
+        <w:rFonts w:ascii="Symbol" w:hAnsi="Symbol" w:hint="default"/>
+      </w:rPr>
+    </w:lvl>
+    <w:lvl w:ilvl="7" w:tplc="34090003">
+      <w:start w:val="1"/>
+      <w:numFmt w:val="bullet"/>
+      <w:lvlText w:val="o"/>
+      <w:lvlJc w:val="left"/>
+      <w:pPr>
+        <w:ind w:left="5760" w:hanging="360"/>
+      </w:pPr>
+      <w:rPr>
+        <w:rFonts w:ascii="Courier New" w:hAnsi="Courier New" w:cs="Courier New" w:hint="default"/>
+      </w:rPr>
+    </w:lvl>
+    <w:lvl w:ilvl="8" w:tplc="34090005">
+      <w:start w:val="1"/>
+      <w:numFmt w:val="bullet"/>
+      <w:lvlText w:val=""/>
+      <w:lvlJc w:val="left"/>
+      <w:pPr>
+        <w:ind w:left="6480" w:hanging="360"/>
+      </w:pPr>
+      <w:rPr>
+        <w:rFonts w:ascii="Wingdings" w:hAnsi="Wingdings" w:hint="default"/>
+      </w:rPr>
+    </w:lvl>
+  </w:abstractNum>
+  <w:abstractNum w:abstractNumId="12" w15:restartNumberingAfterBreak="0">
     <w:nsid w:val="7D0C1373"/>
     <w:multiLevelType w:val="multilevel"/>
     <w:tmpl w:val="9FEEDE48"/>
@@ -6988,35 +8167,196 @@
       </w:rPr>
     </w:lvl>
   </w:abstractNum>
+  <w:abstractNum w:abstractNumId="13" w15:restartNumberingAfterBreak="0">
+    <w:nsid w:val="7EE574F8"/>
+    <w:multiLevelType w:val="hybridMultilevel"/>
+    <w:tmpl w:val="5C50F9CC"/>
+    <w:lvl w:ilvl="0" w:tplc="3409000B">
+      <w:start w:val="1"/>
+      <w:numFmt w:val="bullet"/>
+      <w:lvlText w:val=""/>
+      <w:lvlJc w:val="left"/>
+      <w:pPr>
+        <w:ind w:left="2160" w:hanging="360"/>
+      </w:pPr>
+      <w:rPr>
+        <w:rFonts w:ascii="Wingdings" w:hAnsi="Wingdings" w:hint="default"/>
+      </w:rPr>
+    </w:lvl>
+    <w:lvl w:ilvl="1" w:tplc="34090003">
+      <w:start w:val="1"/>
+      <w:numFmt w:val="bullet"/>
+      <w:lvlText w:val="o"/>
+      <w:lvlJc w:val="left"/>
+      <w:pPr>
+        <w:ind w:left="2880" w:hanging="360"/>
+      </w:pPr>
+      <w:rPr>
+        <w:rFonts w:ascii="Courier New" w:hAnsi="Courier New" w:cs="Courier New" w:hint="default"/>
+      </w:rPr>
+    </w:lvl>
+    <w:lvl w:ilvl="2" w:tplc="34090005">
+      <w:start w:val="1"/>
+      <w:numFmt w:val="bullet"/>
+      <w:lvlText w:val=""/>
+      <w:lvlJc w:val="left"/>
+      <w:pPr>
+        <w:ind w:left="3600" w:hanging="360"/>
+      </w:pPr>
+      <w:rPr>
+        <w:rFonts w:ascii="Wingdings" w:hAnsi="Wingdings" w:hint="default"/>
+      </w:rPr>
+    </w:lvl>
+    <w:lvl w:ilvl="3" w:tplc="34090001">
+      <w:start w:val="1"/>
+      <w:numFmt w:val="bullet"/>
+      <w:lvlText w:val=""/>
+      <w:lvlJc w:val="left"/>
+      <w:pPr>
+        <w:ind w:left="4320" w:hanging="360"/>
+      </w:pPr>
+      <w:rPr>
+        <w:rFonts w:ascii="Symbol" w:hAnsi="Symbol" w:hint="default"/>
+      </w:rPr>
+    </w:lvl>
+    <w:lvl w:ilvl="4" w:tplc="34090003">
+      <w:start w:val="1"/>
+      <w:numFmt w:val="bullet"/>
+      <w:lvlText w:val="o"/>
+      <w:lvlJc w:val="left"/>
+      <w:pPr>
+        <w:ind w:left="5040" w:hanging="360"/>
+      </w:pPr>
+      <w:rPr>
+        <w:rFonts w:ascii="Courier New" w:hAnsi="Courier New" w:cs="Courier New" w:hint="default"/>
+      </w:rPr>
+    </w:lvl>
+    <w:lvl w:ilvl="5" w:tplc="34090005">
+      <w:start w:val="1"/>
+      <w:numFmt w:val="bullet"/>
+      <w:lvlText w:val=""/>
+      <w:lvlJc w:val="left"/>
+      <w:pPr>
+        <w:ind w:left="5760" w:hanging="360"/>
+      </w:pPr>
+      <w:rPr>
+        <w:rFonts w:ascii="Wingdings" w:hAnsi="Wingdings" w:hint="default"/>
+      </w:rPr>
+    </w:lvl>
+    <w:lvl w:ilvl="6" w:tplc="34090001">
+      <w:start w:val="1"/>
+      <w:numFmt w:val="bullet"/>
+      <w:lvlText w:val=""/>
+      <w:lvlJc w:val="left"/>
+      <w:pPr>
+        <w:ind w:left="6480" w:hanging="360"/>
+      </w:pPr>
+      <w:rPr>
+        <w:rFonts w:ascii="Symbol" w:hAnsi="Symbol" w:hint="default"/>
+      </w:rPr>
+    </w:lvl>
+    <w:lvl w:ilvl="7" w:tplc="34090003">
+      <w:start w:val="1"/>
+      <w:numFmt w:val="bullet"/>
+      <w:lvlText w:val="o"/>
+      <w:lvlJc w:val="left"/>
+      <w:pPr>
+        <w:ind w:left="7200" w:hanging="360"/>
+      </w:pPr>
+      <w:rPr>
+        <w:rFonts w:ascii="Courier New" w:hAnsi="Courier New" w:cs="Courier New" w:hint="default"/>
+      </w:rPr>
+    </w:lvl>
+    <w:lvl w:ilvl="8" w:tplc="34090005">
+      <w:start w:val="1"/>
+      <w:numFmt w:val="bullet"/>
+      <w:lvlText w:val=""/>
+      <w:lvlJc w:val="left"/>
+      <w:pPr>
+        <w:ind w:left="7920" w:hanging="360"/>
+      </w:pPr>
+      <w:rPr>
+        <w:rFonts w:ascii="Wingdings" w:hAnsi="Wingdings" w:hint="default"/>
+      </w:rPr>
+    </w:lvl>
+  </w:abstractNum>
   <w:num w:numId="1" w16cid:durableId="74135124">
-    <w:abstractNumId w:val="6"/>
+    <w:abstractNumId w:val="8"/>
   </w:num>
   <w:num w:numId="2" w16cid:durableId="209660022">
-    <w:abstractNumId w:val="9"/>
+    <w:abstractNumId w:val="12"/>
   </w:num>
   <w:num w:numId="3" w16cid:durableId="1690445170">
+    <w:abstractNumId w:val="7"/>
+  </w:num>
+  <w:num w:numId="4" w16cid:durableId="1376201350">
     <w:abstractNumId w:val="5"/>
   </w:num>
-  <w:num w:numId="4" w16cid:durableId="1376201350">
+  <w:num w:numId="5" w16cid:durableId="78449312">
     <w:abstractNumId w:val="3"/>
-  </w:num>
-  <w:num w:numId="5" w16cid:durableId="78449312">
-    <w:abstractNumId w:val="2"/>
   </w:num>
   <w:num w:numId="6" w16cid:durableId="943918754">
     <w:abstractNumId w:val="0"/>
   </w:num>
   <w:num w:numId="7" w16cid:durableId="10956057">
-    <w:abstractNumId w:val="8"/>
+    <w:abstractNumId w:val="10"/>
   </w:num>
   <w:num w:numId="8" w16cid:durableId="900143340">
-    <w:abstractNumId w:val="7"/>
+    <w:abstractNumId w:val="9"/>
   </w:num>
   <w:num w:numId="9" w16cid:durableId="423577691">
     <w:abstractNumId w:val="1"/>
   </w:num>
   <w:num w:numId="10" w16cid:durableId="243876822">
+    <w:abstractNumId w:val="6"/>
+  </w:num>
+  <w:num w:numId="11" w16cid:durableId="1470317823">
+    <w:abstractNumId w:val="11"/>
+    <w:lvlOverride w:ilvl="0"/>
+    <w:lvlOverride w:ilvl="1"/>
+    <w:lvlOverride w:ilvl="2"/>
+    <w:lvlOverride w:ilvl="3"/>
+    <w:lvlOverride w:ilvl="4"/>
+    <w:lvlOverride w:ilvl="5"/>
+    <w:lvlOverride w:ilvl="6"/>
+    <w:lvlOverride w:ilvl="7"/>
+    <w:lvlOverride w:ilvl="8"/>
+  </w:num>
+  <w:num w:numId="12" w16cid:durableId="1327826423">
+    <w:abstractNumId w:val="2"/>
+    <w:lvlOverride w:ilvl="0"/>
+    <w:lvlOverride w:ilvl="1"/>
+    <w:lvlOverride w:ilvl="2"/>
+    <w:lvlOverride w:ilvl="3"/>
+    <w:lvlOverride w:ilvl="4"/>
+    <w:lvlOverride w:ilvl="5"/>
+    <w:lvlOverride w:ilvl="6"/>
+    <w:lvlOverride w:ilvl="7"/>
+    <w:lvlOverride w:ilvl="8"/>
+  </w:num>
+  <w:num w:numId="13" w16cid:durableId="982084017">
+    <w:abstractNumId w:val="13"/>
+    <w:lvlOverride w:ilvl="0"/>
+    <w:lvlOverride w:ilvl="1"/>
+    <w:lvlOverride w:ilvl="2"/>
+    <w:lvlOverride w:ilvl="3"/>
+    <w:lvlOverride w:ilvl="4"/>
+    <w:lvlOverride w:ilvl="5"/>
+    <w:lvlOverride w:ilvl="6"/>
+    <w:lvlOverride w:ilvl="7"/>
+    <w:lvlOverride w:ilvl="8"/>
+  </w:num>
+  <w:num w:numId="14" w16cid:durableId="2129423014">
     <w:abstractNumId w:val="4"/>
+    <w:lvlOverride w:ilvl="0"/>
+    <w:lvlOverride w:ilvl="1"/>
+    <w:lvlOverride w:ilvl="2"/>
+    <w:lvlOverride w:ilvl="3"/>
+    <w:lvlOverride w:ilvl="4"/>
+    <w:lvlOverride w:ilvl="5"/>
+    <w:lvlOverride w:ilvl="6"/>
+    <w:lvlOverride w:ilvl="7"/>
+    <w:lvlOverride w:ilvl="8"/>
   </w:num>
   <w:numIdMacAtCleanup w:val="10"/>
 </w:numbering>
